--- a/Backend/Director_Disclosure/Output_Disclosures/2024-25/UDUPI_POWER_CORPORATION_LIMITED/MBP-1/MBP1_SUSHAMA_OZA_07145540.docx
+++ b/Backend/Director_Disclosure/Output_Disclosures/2024-25/UDUPI_POWER_CORPORATION_LIMITED/MBP-1/MBP1_SUSHAMA_OZA_07145540.docx
@@ -93,197 +93,17 @@
     </w:p>
     <w:p>
       <w:pPr>
-        <w:spacing w:before="0" w:after="0"/>
-        <w:jc w:val="left"/>
-      </w:pPr>
-      <w:r>
-        <w:rPr>
-          <w:rFonts w:ascii="Adani" w:hAnsi="Adani"/>
-          <w:b w:val="0"/>
-          <w:sz w:val="20"/>
-          <w:u w:val="none"/>
-        </w:rPr>
-        <w:t>KORBA POWER LIMITED</w:t>
-      </w:r>
-    </w:p>
-    <w:p>
-      <w:pPr>
-        <w:spacing w:before="0" w:after="0"/>
-        <w:jc w:val="left"/>
-      </w:pPr>
-      <w:r>
-        <w:rPr>
-          <w:rFonts w:ascii="Adani" w:hAnsi="Adani"/>
-          <w:b w:val="0"/>
-          <w:sz w:val="20"/>
-          <w:u w:val="none"/>
-        </w:rPr>
-        <w:t>ADIMAHESH SEVA FOUNDATION</w:t>
-      </w:r>
-    </w:p>
-    <w:p>
-      <w:pPr>
-        <w:spacing w:before="0" w:after="0"/>
-        <w:jc w:val="left"/>
-      </w:pPr>
-      <w:r>
-        <w:rPr>
-          <w:rFonts w:ascii="Adani" w:hAnsi="Adani"/>
-          <w:b w:val="0"/>
-          <w:sz w:val="20"/>
-          <w:u w:val="none"/>
-        </w:rPr>
-        <w:t>MAHAN ENERGEN LIMITED</w:t>
-      </w:r>
-    </w:p>
-    <w:p>
-      <w:pPr>
-        <w:spacing w:before="0" w:after="0"/>
-        <w:jc w:val="left"/>
-      </w:pPr>
-      <w:r>
-        <w:rPr>
-          <w:rFonts w:ascii="Adani" w:hAnsi="Adani"/>
-          <w:b w:val="0"/>
-          <w:sz w:val="20"/>
-          <w:u w:val="none"/>
-        </w:rPr>
-        <w:t>ADANI RENEWABLE ENERGY (RJ) LIMITED</w:t>
-      </w:r>
-    </w:p>
-    <w:p>
-      <w:pPr>
-        <w:spacing w:before="0" w:after="0"/>
-        <w:jc w:val="left"/>
-      </w:pPr>
-      <w:r>
-        <w:rPr>
-          <w:rFonts w:ascii="Adani" w:hAnsi="Adani"/>
-          <w:b w:val="0"/>
-          <w:sz w:val="20"/>
-          <w:u w:val="none"/>
-        </w:rPr>
-        <w:t>ADANI DEFENCE SYSTEMS AND TECHNOLOGIES LIMITED</w:t>
-      </w:r>
-    </w:p>
-    <w:p>
-      <w:pPr>
-        <w:spacing w:before="0" w:after="0"/>
-        <w:jc w:val="left"/>
-      </w:pPr>
-      <w:r>
-        <w:rPr>
-          <w:rFonts w:ascii="Adani" w:hAnsi="Adani"/>
-          <w:b w:val="0"/>
-          <w:sz w:val="20"/>
-          <w:u w:val="none"/>
-        </w:rPr>
-        <w:t>WARDHA SOLAR (MAHARASHTRA) LIMITED</w:t>
-      </w:r>
-    </w:p>
-    <w:p>
-      <w:pPr>
-        <w:spacing w:before="0" w:after="0"/>
-        <w:jc w:val="left"/>
-      </w:pPr>
-      <w:r>
-        <w:rPr>
-          <w:rFonts w:ascii="Adani" w:hAnsi="Adani"/>
-          <w:b w:val="0"/>
-          <w:sz w:val="20"/>
-          <w:u w:val="none"/>
-        </w:rPr>
-        <w:t>UDUPI POWER CORPORATION LIMITED</w:t>
-      </w:r>
-    </w:p>
-    <w:p>
-      <w:pPr>
-        <w:spacing w:before="0" w:after="0"/>
-        <w:jc w:val="left"/>
-      </w:pPr>
-      <w:r>
-        <w:rPr>
-          <w:rFonts w:ascii="Adani" w:hAnsi="Adani"/>
-          <w:b w:val="0"/>
-          <w:sz w:val="20"/>
-          <w:u w:val="none"/>
-        </w:rPr>
-        <w:t>ADANI RENEWABLE ENERGY PARK RAJASTHAN LIMITED</w:t>
-      </w:r>
-    </w:p>
-    <w:p>
-      <w:pPr>
-        <w:spacing w:before="0" w:after="0"/>
-        <w:jc w:val="left"/>
-      </w:pPr>
-      <w:r>
-        <w:rPr>
-          <w:rFonts w:ascii="Adani" w:hAnsi="Adani"/>
-          <w:b w:val="0"/>
-          <w:sz w:val="20"/>
-          <w:u w:val="none"/>
-        </w:rPr>
-        <w:t>MUNDRA SOLAR PV LIMITED</w:t>
-      </w:r>
-    </w:p>
-    <w:p>
-      <w:pPr>
-        <w:spacing w:before="0" w:after="0"/>
-        <w:jc w:val="left"/>
-      </w:pPr>
-      <w:r>
-        <w:rPr>
-          <w:rFonts w:ascii="Adani" w:hAnsi="Adani"/>
-          <w:b w:val="0"/>
-          <w:sz w:val="20"/>
-          <w:u w:val="none"/>
-        </w:rPr>
-        <w:t>PARAMPUJYA SOLAR ENERGY LIMITED</w:t>
-      </w:r>
-    </w:p>
-    <w:p>
-      <w:pPr>
-        <w:spacing w:before="0" w:after="0"/>
-        <w:jc w:val="left"/>
-      </w:pPr>
-      <w:r>
-        <w:rPr>
-          <w:rFonts w:ascii="Adani" w:hAnsi="Adani"/>
-          <w:b w:val="0"/>
-          <w:sz w:val="20"/>
-          <w:u w:val="none"/>
-        </w:rPr>
-        <w:t>ADANI POWER (MUNDRA) LIMITED</w:t>
-      </w:r>
-    </w:p>
-    <w:p>
-      <w:pPr>
-        <w:spacing w:before="0" w:after="0"/>
-        <w:jc w:val="left"/>
-      </w:pPr>
-      <w:r>
-        <w:rPr>
-          <w:rFonts w:ascii="Adani" w:hAnsi="Adani"/>
-          <w:b w:val="0"/>
-          <w:sz w:val="20"/>
-          <w:u w:val="none"/>
-        </w:rPr>
-        <w:t>ADANI POWER RAJASTHAN LIMITED</w:t>
-      </w:r>
-    </w:p>
-    <w:p>
-      <w:pPr>
         <w:spacing w:before="0" w:after="160"/>
         <w:jc w:val="left"/>
       </w:pPr>
       <w:r>
         <w:rPr>
           <w:rFonts w:ascii="Adani" w:hAnsi="Adani"/>
-          <w:b w:val="0"/>
+          <w:b/>
           <w:sz w:val="20"/>
           <w:u w:val="none"/>
         </w:rPr>
-        <w:t>ADANI POWER MAHARASHTRA LIMITED</w:t>
+        <w:t>UDUPI POWER CORPORATION LIMITED</w:t>
       </w:r>
     </w:p>
     <w:p>
@@ -339,7 +159,7 @@
           <w:sz w:val="20"/>
           <w:u w:val="none"/>
         </w:rPr>
-        <w:t>{{FATHER_NAME}}</w:t>
+        <w:t>Mr. Vishnuram Jatashankar Trivedi</w:t>
       </w:r>
       <w:r>
         <w:rPr>
@@ -1421,148 +1241,6 @@
                 <w:sz w:val="18"/>
                 <w:u w:val="none"/>
               </w:rPr>
-              <w:t>UDUPI POWER CORPORATION LIMITED</w:t>
-            </w:r>
-          </w:p>
-        </w:tc>
-        <w:tc>
-          <w:tcPr>
-            <w:tcW w:type="dxa" w:w="1814"/>
-            <w:shd w:val="clear" w:color="auto" w:fill="FFFFFF"/>
-            <w:tcBorders>
-              <w:top w:val="single" w:sz="4" w:space="0" w:color="000000"/>
-              <w:left w:val="single" w:sz="4" w:space="0" w:color="000000"/>
-              <w:bottom w:val="single" w:sz="4" w:space="0" w:color="000000"/>
-              <w:right w:val="single" w:sz="4" w:space="0" w:color="000000"/>
-            </w:tcBorders>
-            <w:vAlign w:val="center"/>
-          </w:tcPr>
-          <w:p>
-            <w:pPr>
-              <w:spacing w:before="40" w:after="40"/>
-              <w:jc w:val="left"/>
-            </w:pPr>
-            <w:r>
-              <w:rPr>
-                <w:rFonts w:ascii="Adani" w:hAnsi="Adani"/>
-                <w:b w:val="0"/>
-                <w:sz w:val="18"/>
-                <w:u w:val="none"/>
-              </w:rPr>
-              <w:t>Director</w:t>
-            </w:r>
-          </w:p>
-        </w:tc>
-        <w:tc>
-          <w:tcPr>
-            <w:tcW w:type="dxa" w:w="1020"/>
-            <w:shd w:val="clear" w:color="auto" w:fill="FFFFFF"/>
-            <w:tcBorders>
-              <w:top w:val="single" w:sz="4" w:space="0" w:color="000000"/>
-              <w:left w:val="single" w:sz="4" w:space="0" w:color="000000"/>
-              <w:bottom w:val="single" w:sz="4" w:space="0" w:color="000000"/>
-              <w:right w:val="single" w:sz="4" w:space="0" w:color="000000"/>
-            </w:tcBorders>
-            <w:vAlign w:val="center"/>
-          </w:tcPr>
-          <w:p>
-            <w:pPr>
-              <w:spacing w:before="40" w:after="40"/>
-              <w:jc w:val="left"/>
-            </w:pPr>
-            <w:r>
-              <w:rPr>
-                <w:rFonts w:ascii="Adani" w:hAnsi="Adani"/>
-                <w:b w:val="0"/>
-                <w:sz w:val="18"/>
-                <w:u w:val="none"/>
-              </w:rPr>
-              <w:t>NIL</w:t>
-            </w:r>
-          </w:p>
-        </w:tc>
-        <w:tc>
-          <w:tcPr>
-            <w:tcW w:type="dxa" w:w="1247"/>
-            <w:shd w:val="clear" w:color="auto" w:fill="FFFFFF"/>
-            <w:tcBorders>
-              <w:top w:val="single" w:sz="4" w:space="0" w:color="000000"/>
-              <w:left w:val="single" w:sz="4" w:space="0" w:color="000000"/>
-              <w:bottom w:val="single" w:sz="4" w:space="0" w:color="000000"/>
-              <w:right w:val="single" w:sz="4" w:space="0" w:color="000000"/>
-            </w:tcBorders>
-            <w:vAlign w:val="center"/>
-          </w:tcPr>
-          <w:p>
-            <w:pPr>
-              <w:spacing w:before="40" w:after="40"/>
-              <w:jc w:val="left"/>
-            </w:pPr>
-            <w:r>
-              <w:rPr>
-                <w:rFonts w:ascii="Adani" w:hAnsi="Adani"/>
-                <w:b w:val="0"/>
-                <w:sz w:val="18"/>
-                <w:u w:val="none"/>
-              </w:rPr>
-              <w:t>09/10/2017</w:t>
-            </w:r>
-          </w:p>
-        </w:tc>
-      </w:tr>
-      <w:tr>
-        <w:tc>
-          <w:tcPr>
-            <w:tcW w:type="dxa" w:w="680"/>
-            <w:shd w:val="clear" w:color="auto" w:fill="FFFFFF"/>
-            <w:tcBorders>
-              <w:top w:val="single" w:sz="4" w:space="0" w:color="000000"/>
-              <w:left w:val="single" w:sz="4" w:space="0" w:color="000000"/>
-              <w:bottom w:val="single" w:sz="4" w:space="0" w:color="000000"/>
-              <w:right w:val="single" w:sz="4" w:space="0" w:color="000000"/>
-            </w:tcBorders>
-            <w:vAlign w:val="center"/>
-          </w:tcPr>
-          <w:p>
-            <w:pPr>
-              <w:spacing w:before="40" w:after="40"/>
-              <w:jc w:val="left"/>
-            </w:pPr>
-            <w:r>
-              <w:rPr>
-                <w:rFonts w:ascii="Adani" w:hAnsi="Adani"/>
-                <w:b w:val="0"/>
-                <w:sz w:val="18"/>
-                <w:u w:val="none"/>
-              </w:rPr>
-              <w:t>8</w:t>
-            </w:r>
-          </w:p>
-        </w:tc>
-        <w:tc>
-          <w:tcPr>
-            <w:tcW w:type="dxa" w:w="3969"/>
-            <w:shd w:val="clear" w:color="auto" w:fill="FFFFFF"/>
-            <w:tcBorders>
-              <w:top w:val="single" w:sz="4" w:space="0" w:color="000000"/>
-              <w:left w:val="single" w:sz="4" w:space="0" w:color="000000"/>
-              <w:bottom w:val="single" w:sz="4" w:space="0" w:color="000000"/>
-              <w:right w:val="single" w:sz="4" w:space="0" w:color="000000"/>
-            </w:tcBorders>
-            <w:vAlign w:val="center"/>
-          </w:tcPr>
-          <w:p>
-            <w:pPr>
-              <w:spacing w:before="40" w:after="40"/>
-              <w:jc w:val="left"/>
-            </w:pPr>
-            <w:r>
-              <w:rPr>
-                <w:rFonts w:ascii="Adani" w:hAnsi="Adani"/>
-                <w:b w:val="0"/>
-                <w:sz w:val="18"/>
-                <w:u w:val="none"/>
-              </w:rPr>
               <w:t>ADANI RENEWABLE ENERGY PARK RAJASTHAN LIMITED</w:t>
             </w:r>
           </w:p>
@@ -1648,6 +1326,148 @@
                 <w:u w:val="none"/>
               </w:rPr>
               <w:t>08/05/2017</w:t>
+            </w:r>
+          </w:p>
+        </w:tc>
+      </w:tr>
+      <w:tr>
+        <w:tc>
+          <w:tcPr>
+            <w:tcW w:type="dxa" w:w="680"/>
+            <w:shd w:val="clear" w:color="auto" w:fill="FFFFFF"/>
+            <w:tcBorders>
+              <w:top w:val="single" w:sz="4" w:space="0" w:color="000000"/>
+              <w:left w:val="single" w:sz="4" w:space="0" w:color="000000"/>
+              <w:bottom w:val="single" w:sz="4" w:space="0" w:color="000000"/>
+              <w:right w:val="single" w:sz="4" w:space="0" w:color="000000"/>
+            </w:tcBorders>
+            <w:vAlign w:val="center"/>
+          </w:tcPr>
+          <w:p>
+            <w:pPr>
+              <w:spacing w:before="40" w:after="40"/>
+              <w:jc w:val="left"/>
+            </w:pPr>
+            <w:r>
+              <w:rPr>
+                <w:rFonts w:ascii="Adani" w:hAnsi="Adani"/>
+                <w:b w:val="0"/>
+                <w:sz w:val="18"/>
+                <w:u w:val="none"/>
+              </w:rPr>
+              <w:t>8</w:t>
+            </w:r>
+          </w:p>
+        </w:tc>
+        <w:tc>
+          <w:tcPr>
+            <w:tcW w:type="dxa" w:w="3969"/>
+            <w:shd w:val="clear" w:color="auto" w:fill="FFFFFF"/>
+            <w:tcBorders>
+              <w:top w:val="single" w:sz="4" w:space="0" w:color="000000"/>
+              <w:left w:val="single" w:sz="4" w:space="0" w:color="000000"/>
+              <w:bottom w:val="single" w:sz="4" w:space="0" w:color="000000"/>
+              <w:right w:val="single" w:sz="4" w:space="0" w:color="000000"/>
+            </w:tcBorders>
+            <w:vAlign w:val="center"/>
+          </w:tcPr>
+          <w:p>
+            <w:pPr>
+              <w:spacing w:before="40" w:after="40"/>
+              <w:jc w:val="left"/>
+            </w:pPr>
+            <w:r>
+              <w:rPr>
+                <w:rFonts w:ascii="Adani" w:hAnsi="Adani"/>
+                <w:b w:val="0"/>
+                <w:sz w:val="18"/>
+                <w:u w:val="none"/>
+              </w:rPr>
+              <w:t>PARAMPUJYA SOLAR ENERGY LIMITED</w:t>
+            </w:r>
+          </w:p>
+        </w:tc>
+        <w:tc>
+          <w:tcPr>
+            <w:tcW w:type="dxa" w:w="1814"/>
+            <w:shd w:val="clear" w:color="auto" w:fill="FFFFFF"/>
+            <w:tcBorders>
+              <w:top w:val="single" w:sz="4" w:space="0" w:color="000000"/>
+              <w:left w:val="single" w:sz="4" w:space="0" w:color="000000"/>
+              <w:bottom w:val="single" w:sz="4" w:space="0" w:color="000000"/>
+              <w:right w:val="single" w:sz="4" w:space="0" w:color="000000"/>
+            </w:tcBorders>
+            <w:vAlign w:val="center"/>
+          </w:tcPr>
+          <w:p>
+            <w:pPr>
+              <w:spacing w:before="40" w:after="40"/>
+              <w:jc w:val="left"/>
+            </w:pPr>
+            <w:r>
+              <w:rPr>
+                <w:rFonts w:ascii="Adani" w:hAnsi="Adani"/>
+                <w:b w:val="0"/>
+                <w:sz w:val="18"/>
+                <w:u w:val="none"/>
+              </w:rPr>
+              <w:t>Director</w:t>
+            </w:r>
+          </w:p>
+        </w:tc>
+        <w:tc>
+          <w:tcPr>
+            <w:tcW w:type="dxa" w:w="1020"/>
+            <w:shd w:val="clear" w:color="auto" w:fill="FFFFFF"/>
+            <w:tcBorders>
+              <w:top w:val="single" w:sz="4" w:space="0" w:color="000000"/>
+              <w:left w:val="single" w:sz="4" w:space="0" w:color="000000"/>
+              <w:bottom w:val="single" w:sz="4" w:space="0" w:color="000000"/>
+              <w:right w:val="single" w:sz="4" w:space="0" w:color="000000"/>
+            </w:tcBorders>
+            <w:vAlign w:val="center"/>
+          </w:tcPr>
+          <w:p>
+            <w:pPr>
+              <w:spacing w:before="40" w:after="40"/>
+              <w:jc w:val="left"/>
+            </w:pPr>
+            <w:r>
+              <w:rPr>
+                <w:rFonts w:ascii="Adani" w:hAnsi="Adani"/>
+                <w:b w:val="0"/>
+                <w:sz w:val="18"/>
+                <w:u w:val="none"/>
+              </w:rPr>
+              <w:t>NIL</w:t>
+            </w:r>
+          </w:p>
+        </w:tc>
+        <w:tc>
+          <w:tcPr>
+            <w:tcW w:type="dxa" w:w="1247"/>
+            <w:shd w:val="clear" w:color="auto" w:fill="FFFFFF"/>
+            <w:tcBorders>
+              <w:top w:val="single" w:sz="4" w:space="0" w:color="000000"/>
+              <w:left w:val="single" w:sz="4" w:space="0" w:color="000000"/>
+              <w:bottom w:val="single" w:sz="4" w:space="0" w:color="000000"/>
+              <w:right w:val="single" w:sz="4" w:space="0" w:color="000000"/>
+            </w:tcBorders>
+            <w:vAlign w:val="center"/>
+          </w:tcPr>
+          <w:p>
+            <w:pPr>
+              <w:spacing w:before="40" w:after="40"/>
+              <w:jc w:val="left"/>
+            </w:pPr>
+            <w:r>
+              <w:rPr>
+                <w:rFonts w:ascii="Adani" w:hAnsi="Adani"/>
+                <w:b w:val="0"/>
+                <w:sz w:val="18"/>
+                <w:u w:val="none"/>
+              </w:rPr>
+              <w:t>20/08/2016</w:t>
             </w:r>
           </w:p>
         </w:tc>
@@ -1847,7 +1667,7 @@
                 <w:sz w:val="18"/>
                 <w:u w:val="none"/>
               </w:rPr>
-              <w:t>PARAMPUJYA SOLAR ENERGY LIMITED</w:t>
+              <w:t>SATYA SAI AGROILS PRIVATE LIMITED</w:t>
             </w:r>
           </w:p>
         </w:tc>
@@ -1931,7 +1751,7 @@
                 <w:sz w:val="18"/>
                 <w:u w:val="none"/>
               </w:rPr>
-              <w:t>20/08/2016</w:t>
+              <w:t>31/03/2015</w:t>
             </w:r>
           </w:p>
         </w:tc>
@@ -1989,7 +1809,7 @@
                 <w:sz w:val="18"/>
                 <w:u w:val="none"/>
               </w:rPr>
-              <w:t>ADANI POWER (MUNDRA) LIMITED</w:t>
+              <w:t>ADANI POWER MAHARASHTRA LIMITED</w:t>
             </w:r>
           </w:p>
         </w:tc>
@@ -2073,7 +1893,7 @@
                 <w:sz w:val="18"/>
                 <w:u w:val="none"/>
               </w:rPr>
-              <w:t>19/08/2016</w:t>
+              <w:t>31/03/2015</w:t>
             </w:r>
           </w:p>
         </w:tc>
@@ -2131,7 +1951,7 @@
                 <w:sz w:val="18"/>
                 <w:u w:val="none"/>
               </w:rPr>
-              <w:t>ADANI POWER RAJASTHAN LIMITED</w:t>
+              <w:t>KRISHNAPATNAM OILS &amp; FATS PRIVATE LIMITED</w:t>
             </w:r>
           </w:p>
         </w:tc>
@@ -2273,7 +2093,7 @@
                 <w:sz w:val="18"/>
                 <w:u w:val="none"/>
               </w:rPr>
-              <w:t>ADANI POWER MAHARASHTRA LIMITED</w:t>
+              <w:t>ADANI POWER RAJASTHAN LIMITED</w:t>
             </w:r>
           </w:p>
         </w:tc>
@@ -2594,7 +2414,7 @@
                 <w:sz w:val="18"/>
                 <w:u w:val="none"/>
               </w:rPr>
-              <w:t>Date:   07th May, 2026</w:t>
+              <w:t>Date:   15th May, 2026</w:t>
             </w:r>
           </w:p>
         </w:tc>
@@ -2810,7 +2630,7 @@
           <w:sz w:val="20"/>
           <w:u w:val="none"/>
         </w:rPr>
-        <w:t>NIL</w:t>
+        <w:t>H.U.F. in which I am a Member --NA</w:t>
       </w:r>
     </w:p>
     <w:p>
@@ -2838,7 +2658,7 @@
           <w:sz w:val="20"/>
           <w:u w:val="none"/>
         </w:rPr>
-        <w:t>NIL</w:t>
+        <w:t>Husband : Mr. Ashvin Oza</w:t>
       </w:r>
     </w:p>
     <w:p>
@@ -2860,174 +2680,441 @@
         <w:t>:</w:t>
       </w:r>
     </w:p>
-    <w:p>
-      <w:pPr>
-        <w:pStyle w:val="ListNumber"/>
-        <w:spacing w:before="0" w:after="40"/>
-        <w:ind w:left="720"/>
-      </w:pPr>
-      <w:r>
-        <w:rPr>
-          <w:rFonts w:ascii="Adani" w:hAnsi="Adani"/>
-          <w:b w:val="0"/>
-          <w:sz w:val="20"/>
-          <w:u w:val="none"/>
-        </w:rPr>
-        <w:t>Father</w:t>
-        <w:tab/>
-        <w:tab/>
-        <w:t>:</w:t>
-        <w:tab/>
-        <w:t>NIL</w:t>
-      </w:r>
-    </w:p>
-    <w:p>
-      <w:pPr>
-        <w:pStyle w:val="ListNumber"/>
-        <w:spacing w:before="0" w:after="40"/>
-        <w:ind w:left="720"/>
-      </w:pPr>
-      <w:r>
-        <w:rPr>
-          <w:rFonts w:ascii="Adani" w:hAnsi="Adani"/>
-          <w:b w:val="0"/>
-          <w:sz w:val="20"/>
-          <w:u w:val="none"/>
-        </w:rPr>
-        <w:t>Mother</w:t>
-        <w:tab/>
-        <w:tab/>
-        <w:t>:</w:t>
-        <w:tab/>
-        <w:t>NIL</w:t>
-      </w:r>
-    </w:p>
-    <w:p>
-      <w:pPr>
-        <w:pStyle w:val="ListNumber"/>
-        <w:spacing w:before="0" w:after="40"/>
-        <w:ind w:left="720"/>
-      </w:pPr>
-      <w:r>
-        <w:rPr>
-          <w:rFonts w:ascii="Adani" w:hAnsi="Adani"/>
-          <w:b w:val="0"/>
-          <w:sz w:val="20"/>
-          <w:u w:val="none"/>
-        </w:rPr>
-        <w:t>Son</w:t>
-        <w:tab/>
-        <w:tab/>
-        <w:t>:</w:t>
-        <w:tab/>
-        <w:t>NIL</w:t>
-      </w:r>
-    </w:p>
-    <w:p>
-      <w:pPr>
-        <w:pStyle w:val="ListNumber"/>
-        <w:spacing w:before="0" w:after="40"/>
-        <w:ind w:left="720"/>
-      </w:pPr>
-      <w:r>
-        <w:rPr>
-          <w:rFonts w:ascii="Adani" w:hAnsi="Adani"/>
-          <w:b w:val="0"/>
-          <w:sz w:val="20"/>
-          <w:u w:val="none"/>
-        </w:rPr>
-        <w:t>Son's Wife</w:t>
-        <w:tab/>
-        <w:tab/>
-        <w:t>:</w:t>
-        <w:tab/>
-        <w:t>NIL</w:t>
-      </w:r>
-    </w:p>
-    <w:p>
-      <w:pPr>
-        <w:pStyle w:val="ListNumber"/>
-        <w:spacing w:before="0" w:after="40"/>
-        <w:ind w:left="720"/>
-      </w:pPr>
-      <w:r>
-        <w:rPr>
-          <w:rFonts w:ascii="Adani" w:hAnsi="Adani"/>
-          <w:b w:val="0"/>
-          <w:sz w:val="20"/>
-          <w:u w:val="none"/>
-        </w:rPr>
-        <w:t>Daughter</w:t>
-        <w:tab/>
-        <w:tab/>
-        <w:t>:</w:t>
-        <w:tab/>
-        <w:t>NIL</w:t>
-      </w:r>
-    </w:p>
-    <w:p>
-      <w:pPr>
-        <w:pStyle w:val="ListNumber"/>
-        <w:spacing w:before="0" w:after="40"/>
-        <w:ind w:left="720"/>
-      </w:pPr>
-      <w:r>
-        <w:rPr>
-          <w:rFonts w:ascii="Adani" w:hAnsi="Adani"/>
-          <w:b w:val="0"/>
-          <w:sz w:val="20"/>
-          <w:u w:val="none"/>
-        </w:rPr>
-        <w:t>Daughter's Husband</w:t>
-        <w:tab/>
-        <w:tab/>
-        <w:t>:</w:t>
-        <w:tab/>
-        <w:t>NIL</w:t>
-      </w:r>
-    </w:p>
-    <w:p>
-      <w:pPr>
-        <w:pStyle w:val="ListNumber"/>
-        <w:spacing w:before="0" w:after="40"/>
-        <w:ind w:left="720"/>
-      </w:pPr>
-      <w:r>
-        <w:rPr>
-          <w:rFonts w:ascii="Adani" w:hAnsi="Adani"/>
-          <w:b w:val="0"/>
-          <w:sz w:val="20"/>
-          <w:u w:val="none"/>
-        </w:rPr>
-        <w:t>Brother</w:t>
-        <w:tab/>
-        <w:tab/>
-        <w:t>:</w:t>
-        <w:tab/>
-        <w:t>NIL</w:t>
-      </w:r>
-    </w:p>
-    <w:p>
-      <w:pPr>
-        <w:pStyle w:val="ListNumber"/>
-        <w:spacing w:before="0" w:after="40"/>
-        <w:ind w:left="720"/>
-      </w:pPr>
-      <w:r>
-        <w:rPr>
-          <w:rFonts w:ascii="Adani" w:hAnsi="Adani"/>
-          <w:b w:val="0"/>
-          <w:sz w:val="20"/>
-          <w:u w:val="none"/>
-        </w:rPr>
-        <w:t>Sister</w:t>
-        <w:tab/>
-        <w:tab/>
-        <w:t>:</w:t>
-        <w:tab/>
-        <w:t>NIL</w:t>
-      </w:r>
-    </w:p>
+    <w:tbl>
+      <w:tblPr>
+        <w:tblW w:type="auto" w:w="0"/>
+        <w:jc w:val="left"/>
+        <w:tblLook w:firstColumn="1" w:firstRow="1" w:lastColumn="0" w:lastRow="0" w:noHBand="0" w:noVBand="1" w:val="04A0"/>
+      </w:tblPr>
+      <w:tblGrid>
+        <w:gridCol w:w="4536"/>
+        <w:gridCol w:w="4536"/>
+      </w:tblGrid>
+      <w:tr>
+        <w:tc>
+          <w:tcPr>
+            <w:tcW w:type="dxa" w:w="4536"/>
+            <w:tcBorders>
+              <w:top w:val="none"/>
+              <w:bottom w:val="none"/>
+              <w:left w:val="none"/>
+              <w:right w:val="none"/>
+            </w:tcBorders>
+          </w:tcPr>
+          <w:p>
+            <w:pPr>
+              <w:ind w:left="720"/>
+            </w:pPr>
+            <w:r>
+              <w:rPr>
+                <w:rFonts w:ascii="Adani" w:hAnsi="Adani"/>
+                <w:b w:val="0"/>
+                <w:sz w:val="20"/>
+                <w:u w:val="none"/>
+              </w:rPr>
+              <w:t>1.</w:t>
+              <w:tab/>
+              <w:t>Father</w:t>
+              <w:tab/>
+              <w:t>:</w:t>
+            </w:r>
+          </w:p>
+        </w:tc>
+        <w:tc>
+          <w:tcPr>
+            <w:tcW w:type="dxa" w:w="4536"/>
+            <w:tcBorders>
+              <w:top w:val="none"/>
+              <w:bottom w:val="none"/>
+              <w:left w:val="none"/>
+              <w:right w:val="none"/>
+            </w:tcBorders>
+          </w:tcPr>
+          <w:p>
+            <w:r>
+              <w:rPr>
+                <w:rFonts w:ascii="Adani" w:hAnsi="Adani"/>
+                <w:b w:val="0"/>
+                <w:sz w:val="20"/>
+                <w:u w:val="none"/>
+              </w:rPr>
+              <w:t>Mr. Vishnuram Jatashankar Trivedi</w:t>
+            </w:r>
+          </w:p>
+        </w:tc>
+      </w:tr>
+      <w:tr>
+        <w:tc>
+          <w:tcPr>
+            <w:tcW w:type="dxa" w:w="4536"/>
+            <w:tcBorders>
+              <w:top w:val="none"/>
+              <w:bottom w:val="none"/>
+              <w:left w:val="none"/>
+              <w:right w:val="none"/>
+            </w:tcBorders>
+          </w:tcPr>
+          <w:p>
+            <w:pPr>
+              <w:ind w:left="720"/>
+            </w:pPr>
+            <w:r>
+              <w:rPr>
+                <w:rFonts w:ascii="Adani" w:hAnsi="Adani"/>
+                <w:b w:val="0"/>
+                <w:sz w:val="20"/>
+                <w:u w:val="none"/>
+              </w:rPr>
+              <w:t>2.</w:t>
+              <w:tab/>
+              <w:t>Mother</w:t>
+              <w:tab/>
+              <w:t>:</w:t>
+            </w:r>
+          </w:p>
+        </w:tc>
+        <w:tc>
+          <w:tcPr>
+            <w:tcW w:type="dxa" w:w="4536"/>
+            <w:tcBorders>
+              <w:top w:val="none"/>
+              <w:bottom w:val="none"/>
+              <w:left w:val="none"/>
+              <w:right w:val="none"/>
+            </w:tcBorders>
+          </w:tcPr>
+          <w:p>
+            <w:r>
+              <w:rPr>
+                <w:rFonts w:ascii="Adani" w:hAnsi="Adani"/>
+                <w:b w:val="0"/>
+                <w:sz w:val="20"/>
+                <w:u w:val="none"/>
+              </w:rPr>
+              <w:t>NIL</w:t>
+            </w:r>
+          </w:p>
+        </w:tc>
+      </w:tr>
+      <w:tr>
+        <w:tc>
+          <w:tcPr>
+            <w:tcW w:type="dxa" w:w="4536"/>
+            <w:tcBorders>
+              <w:top w:val="none"/>
+              <w:bottom w:val="none"/>
+              <w:left w:val="none"/>
+              <w:right w:val="none"/>
+            </w:tcBorders>
+          </w:tcPr>
+          <w:p>
+            <w:pPr>
+              <w:ind w:left="720"/>
+            </w:pPr>
+            <w:r>
+              <w:rPr>
+                <w:rFonts w:ascii="Adani" w:hAnsi="Adani"/>
+                <w:b w:val="0"/>
+                <w:sz w:val="20"/>
+                <w:u w:val="none"/>
+              </w:rPr>
+              <w:t>3.</w:t>
+              <w:tab/>
+              <w:t>Son</w:t>
+              <w:tab/>
+              <w:t>:</w:t>
+            </w:r>
+          </w:p>
+        </w:tc>
+        <w:tc>
+          <w:tcPr>
+            <w:tcW w:type="dxa" w:w="4536"/>
+            <w:tcBorders>
+              <w:top w:val="none"/>
+              <w:bottom w:val="none"/>
+              <w:left w:val="none"/>
+              <w:right w:val="none"/>
+            </w:tcBorders>
+          </w:tcPr>
+          <w:p>
+            <w:r>
+              <w:rPr>
+                <w:rFonts w:ascii="Adani" w:hAnsi="Adani"/>
+                <w:b w:val="0"/>
+                <w:sz w:val="20"/>
+                <w:u w:val="none"/>
+              </w:rPr>
+              <w:t>Mr. Tejas Oza, Mr. Devraj Oza</w:t>
+            </w:r>
+          </w:p>
+        </w:tc>
+      </w:tr>
+      <w:tr>
+        <w:tc>
+          <w:tcPr>
+            <w:tcW w:type="dxa" w:w="4536"/>
+            <w:tcBorders>
+              <w:top w:val="none"/>
+              <w:bottom w:val="none"/>
+              <w:left w:val="none"/>
+              <w:right w:val="none"/>
+            </w:tcBorders>
+          </w:tcPr>
+          <w:p>
+            <w:pPr>
+              <w:ind w:left="720"/>
+            </w:pPr>
+            <w:r>
+              <w:rPr>
+                <w:rFonts w:ascii="Adani" w:hAnsi="Adani"/>
+                <w:b w:val="0"/>
+                <w:sz w:val="20"/>
+                <w:u w:val="none"/>
+              </w:rPr>
+              <w:t>4.</w:t>
+              <w:tab/>
+              <w:t>Son's Wife</w:t>
+              <w:tab/>
+              <w:t>:</w:t>
+            </w:r>
+          </w:p>
+        </w:tc>
+        <w:tc>
+          <w:tcPr>
+            <w:tcW w:type="dxa" w:w="4536"/>
+            <w:tcBorders>
+              <w:top w:val="none"/>
+              <w:bottom w:val="none"/>
+              <w:left w:val="none"/>
+              <w:right w:val="none"/>
+            </w:tcBorders>
+          </w:tcPr>
+          <w:p>
+            <w:r>
+              <w:rPr>
+                <w:rFonts w:ascii="Adani" w:hAnsi="Adani"/>
+                <w:b w:val="0"/>
+                <w:sz w:val="20"/>
+                <w:u w:val="none"/>
+              </w:rPr>
+              <w:t>NIL</w:t>
+            </w:r>
+          </w:p>
+        </w:tc>
+      </w:tr>
+      <w:tr>
+        <w:tc>
+          <w:tcPr>
+            <w:tcW w:type="dxa" w:w="4536"/>
+            <w:tcBorders>
+              <w:top w:val="none"/>
+              <w:bottom w:val="none"/>
+              <w:left w:val="none"/>
+              <w:right w:val="none"/>
+            </w:tcBorders>
+          </w:tcPr>
+          <w:p>
+            <w:pPr>
+              <w:ind w:left="720"/>
+            </w:pPr>
+            <w:r>
+              <w:rPr>
+                <w:rFonts w:ascii="Adani" w:hAnsi="Adani"/>
+                <w:b w:val="0"/>
+                <w:sz w:val="20"/>
+                <w:u w:val="none"/>
+              </w:rPr>
+              <w:t>5.</w:t>
+              <w:tab/>
+              <w:t>Daughter</w:t>
+              <w:tab/>
+              <w:t>:</w:t>
+            </w:r>
+          </w:p>
+        </w:tc>
+        <w:tc>
+          <w:tcPr>
+            <w:tcW w:type="dxa" w:w="4536"/>
+            <w:tcBorders>
+              <w:top w:val="none"/>
+              <w:bottom w:val="none"/>
+              <w:left w:val="none"/>
+              <w:right w:val="none"/>
+            </w:tcBorders>
+          </w:tcPr>
+          <w:p>
+            <w:r>
+              <w:rPr>
+                <w:rFonts w:ascii="Adani" w:hAnsi="Adani"/>
+                <w:b w:val="0"/>
+                <w:sz w:val="20"/>
+                <w:u w:val="none"/>
+              </w:rPr>
+              <w:t>NIL</w:t>
+            </w:r>
+          </w:p>
+        </w:tc>
+      </w:tr>
+      <w:tr>
+        <w:tc>
+          <w:tcPr>
+            <w:tcW w:type="dxa" w:w="4536"/>
+            <w:tcBorders>
+              <w:top w:val="none"/>
+              <w:bottom w:val="none"/>
+              <w:left w:val="none"/>
+              <w:right w:val="none"/>
+            </w:tcBorders>
+          </w:tcPr>
+          <w:p>
+            <w:pPr>
+              <w:ind w:left="720"/>
+            </w:pPr>
+            <w:r>
+              <w:rPr>
+                <w:rFonts w:ascii="Adani" w:hAnsi="Adani"/>
+                <w:b w:val="0"/>
+                <w:sz w:val="20"/>
+                <w:u w:val="none"/>
+              </w:rPr>
+              <w:t>6.</w:t>
+              <w:tab/>
+              <w:t>Daughter's Husband</w:t>
+              <w:tab/>
+              <w:t>:</w:t>
+            </w:r>
+          </w:p>
+        </w:tc>
+        <w:tc>
+          <w:tcPr>
+            <w:tcW w:type="dxa" w:w="4536"/>
+            <w:tcBorders>
+              <w:top w:val="none"/>
+              <w:bottom w:val="none"/>
+              <w:left w:val="none"/>
+              <w:right w:val="none"/>
+            </w:tcBorders>
+          </w:tcPr>
+          <w:p>
+            <w:r>
+              <w:rPr>
+                <w:rFonts w:ascii="Adani" w:hAnsi="Adani"/>
+                <w:b w:val="0"/>
+                <w:sz w:val="20"/>
+                <w:u w:val="none"/>
+              </w:rPr>
+              <w:t>NIL</w:t>
+            </w:r>
+          </w:p>
+        </w:tc>
+      </w:tr>
+      <w:tr>
+        <w:tc>
+          <w:tcPr>
+            <w:tcW w:type="dxa" w:w="4536"/>
+            <w:tcBorders>
+              <w:top w:val="none"/>
+              <w:bottom w:val="none"/>
+              <w:left w:val="none"/>
+              <w:right w:val="none"/>
+            </w:tcBorders>
+          </w:tcPr>
+          <w:p>
+            <w:pPr>
+              <w:ind w:left="720"/>
+            </w:pPr>
+            <w:r>
+              <w:rPr>
+                <w:rFonts w:ascii="Adani" w:hAnsi="Adani"/>
+                <w:b w:val="0"/>
+                <w:sz w:val="20"/>
+                <w:u w:val="none"/>
+              </w:rPr>
+              <w:t>7.</w:t>
+              <w:tab/>
+              <w:t>Brother</w:t>
+              <w:tab/>
+              <w:t>:</w:t>
+            </w:r>
+          </w:p>
+        </w:tc>
+        <w:tc>
+          <w:tcPr>
+            <w:tcW w:type="dxa" w:w="4536"/>
+            <w:tcBorders>
+              <w:top w:val="none"/>
+              <w:bottom w:val="none"/>
+              <w:left w:val="none"/>
+              <w:right w:val="none"/>
+            </w:tcBorders>
+          </w:tcPr>
+          <w:p>
+            <w:r>
+              <w:rPr>
+                <w:rFonts w:ascii="Adani" w:hAnsi="Adani"/>
+                <w:b w:val="0"/>
+                <w:sz w:val="20"/>
+                <w:u w:val="none"/>
+              </w:rPr>
+              <w:t>NIL</w:t>
+            </w:r>
+          </w:p>
+        </w:tc>
+      </w:tr>
+      <w:tr>
+        <w:tc>
+          <w:tcPr>
+            <w:tcW w:type="dxa" w:w="4536"/>
+            <w:tcBorders>
+              <w:top w:val="none"/>
+              <w:bottom w:val="none"/>
+              <w:left w:val="none"/>
+              <w:right w:val="none"/>
+            </w:tcBorders>
+          </w:tcPr>
+          <w:p>
+            <w:pPr>
+              <w:ind w:left="720"/>
+            </w:pPr>
+            <w:r>
+              <w:rPr>
+                <w:rFonts w:ascii="Adani" w:hAnsi="Adani"/>
+                <w:b w:val="0"/>
+                <w:sz w:val="20"/>
+                <w:u w:val="none"/>
+              </w:rPr>
+              <w:t>8.</w:t>
+              <w:tab/>
+              <w:t>Sister</w:t>
+              <w:tab/>
+              <w:t>:</w:t>
+            </w:r>
+          </w:p>
+        </w:tc>
+        <w:tc>
+          <w:tcPr>
+            <w:tcW w:type="dxa" w:w="4536"/>
+            <w:tcBorders>
+              <w:top w:val="none"/>
+              <w:bottom w:val="none"/>
+              <w:left w:val="none"/>
+              <w:right w:val="none"/>
+            </w:tcBorders>
+          </w:tcPr>
+          <w:p>
+            <w:r>
+              <w:rPr>
+                <w:rFonts w:ascii="Adani" w:hAnsi="Adani"/>
+                <w:b w:val="0"/>
+                <w:sz w:val="20"/>
+                <w:u w:val="none"/>
+              </w:rPr>
+              <w:t>NIL</w:t>
+            </w:r>
+          </w:p>
+        </w:tc>
+      </w:tr>
+    </w:tbl>
     <w:p/>
     <w:p>
       <w:pPr>
@@ -3364,7 +3451,7 @@
                 <w:sz w:val="18"/>
                 <w:u w:val="none"/>
               </w:rPr>
-              <w:t>Date:   07th May, 2026</w:t>
+              <w:t>Date:   15th May, 2026</w:t>
             </w:r>
           </w:p>
         </w:tc>
@@ -3525,7 +3612,7 @@
           <w:sz w:val="20"/>
           <w:u w:val="none"/>
         </w:rPr>
-        <w:t>07th May, 2026</w:t>
+        <w:t>15th May, 2026</w:t>
       </w:r>
     </w:p>
     <w:p>
@@ -3660,7 +3747,7 @@
           <w:sz w:val="20"/>
           <w:u w:val="none"/>
         </w:rPr>
-        <w:t>UDUPI POWER CORPORATION LIMITED</w:t>
+        <w:t>ADANI RENEWABLE ENERGY PARK RAJASTHAN LIMITED</w:t>
       </w:r>
     </w:p>
     <w:p>
@@ -3675,7 +3762,7 @@
           <w:sz w:val="20"/>
           <w:u w:val="none"/>
         </w:rPr>
-        <w:t>ADANI RENEWABLE ENERGY PARK RAJASTHAN LIMITED</w:t>
+        <w:t>PARAMPUJYA SOLAR ENERGY LIMITED</w:t>
       </w:r>
     </w:p>
     <w:p>
@@ -3705,7 +3792,7 @@
           <w:sz w:val="20"/>
           <w:u w:val="none"/>
         </w:rPr>
-        <w:t>PARAMPUJYA SOLAR ENERGY LIMITED</w:t>
+        <w:t>SATYA SAI AGROILS PRIVATE LIMITED</w:t>
       </w:r>
     </w:p>
     <w:p>
@@ -3720,7 +3807,22 @@
           <w:sz w:val="20"/>
           <w:u w:val="none"/>
         </w:rPr>
-        <w:t>ADANI POWER (MUNDRA) LIMITED</w:t>
+        <w:t>ADANI POWER MAHARASHTRA LIMITED</w:t>
+      </w:r>
+    </w:p>
+    <w:p>
+      <w:pPr>
+        <w:spacing w:before="0" w:after="20"/>
+        <w:jc w:val="left"/>
+      </w:pPr>
+      <w:r>
+        <w:rPr>
+          <w:rFonts w:ascii="Adani" w:hAnsi="Adani"/>
+          <w:b/>
+          <w:sz w:val="20"/>
+          <w:u w:val="none"/>
+        </w:rPr>
+        <w:t>KRISHNAPATNAM OILS &amp; FATS PRIVATE LIMITED</w:t>
       </w:r>
     </w:p>
     <w:p>
@@ -3736,21 +3838,6 @@
           <w:u w:val="none"/>
         </w:rPr>
         <w:t>ADANI POWER RAJASTHAN LIMITED</w:t>
-      </w:r>
-    </w:p>
-    <w:p>
-      <w:pPr>
-        <w:spacing w:before="0" w:after="20"/>
-        <w:jc w:val="left"/>
-      </w:pPr>
-      <w:r>
-        <w:rPr>
-          <w:rFonts w:ascii="Adani" w:hAnsi="Adani"/>
-          <w:b/>
-          <w:sz w:val="20"/>
-          <w:u w:val="none"/>
-        </w:rPr>
-        <w:t>ADANI POWER MAHARASHTRA LIMITED</w:t>
       </w:r>
     </w:p>
     <w:p/>
@@ -3901,7 +3988,7 @@
           <w:sz w:val="20"/>
           <w:u w:val="none"/>
         </w:rPr>
-        <w:t>UDUPI POWER CORPORATION LIMITED</w:t>
+        <w:t>ADANI RENEWABLE ENERGY PARK RAJASTHAN LIMITED</w:t>
       </w:r>
     </w:p>
     <w:p>
@@ -3916,7 +4003,7 @@
           <w:sz w:val="20"/>
           <w:u w:val="none"/>
         </w:rPr>
-        <w:t>ADANI RENEWABLE ENERGY PARK RAJASTHAN LIMITED</w:t>
+        <w:t>PARAMPUJYA SOLAR ENERGY LIMITED</w:t>
       </w:r>
     </w:p>
     <w:p>
@@ -3946,22 +4033,7 @@
           <w:sz w:val="20"/>
           <w:u w:val="none"/>
         </w:rPr>
-        <w:t>PARAMPUJYA SOLAR ENERGY LIMITED</w:t>
-      </w:r>
-    </w:p>
-    <w:p>
-      <w:pPr>
-        <w:spacing w:before="0" w:after="20"/>
-        <w:jc w:val="left"/>
-      </w:pPr>
-      <w:r>
-        <w:rPr>
-          <w:rFonts w:ascii="Adani" w:hAnsi="Adani"/>
-          <w:b w:val="0"/>
-          <w:sz w:val="20"/>
-          <w:u w:val="none"/>
-        </w:rPr>
-        <w:t>ADANI POWER (MUNDRA) LIMITED</w:t>
+        <w:t>ADANI POWER MAHARASHTRA LIMITED</w:t>
       </w:r>
     </w:p>
     <w:p>
@@ -3977,21 +4049,6 @@
           <w:u w:val="none"/>
         </w:rPr>
         <w:t>ADANI POWER RAJASTHAN LIMITED</w:t>
-      </w:r>
-    </w:p>
-    <w:p>
-      <w:pPr>
-        <w:spacing w:before="0" w:after="20"/>
-        <w:jc w:val="left"/>
-      </w:pPr>
-      <w:r>
-        <w:rPr>
-          <w:rFonts w:ascii="Adani" w:hAnsi="Adani"/>
-          <w:b w:val="0"/>
-          <w:sz w:val="20"/>
-          <w:u w:val="none"/>
-        </w:rPr>
-        <w:t>ADANI POWER MAHARASHTRA LIMITED</w:t>
       </w:r>
     </w:p>
     <w:p/>
@@ -4046,8 +4103,8 @@
     </w:p>
     <w:p>
       <w:pPr>
-        <w:spacing w:before="0" w:after="80"/>
-        <w:jc w:val="center"/>
+        <w:spacing w:before="0" w:after="20"/>
+        <w:jc w:val="left"/>
       </w:pPr>
       <w:r>
         <w:rPr>
@@ -4056,10 +4113,22 @@
           <w:sz w:val="20"/>
           <w:u w:val="none"/>
         </w:rPr>
-        <w:tab/>
-        <w:tab/>
-        <w:tab/>
-        <w:t>NIL</w:t>
+        <w:t>SATYA SAI AGROILS PRIVATE LIMITED</w:t>
+      </w:r>
+    </w:p>
+    <w:p>
+      <w:pPr>
+        <w:spacing w:before="0" w:after="20"/>
+        <w:jc w:val="left"/>
+      </w:pPr>
+      <w:r>
+        <w:rPr>
+          <w:rFonts w:ascii="Adani" w:hAnsi="Adani"/>
+          <w:b w:val="0"/>
+          <w:sz w:val="20"/>
+          <w:u w:val="none"/>
+        </w:rPr>
+        <w:t>KRISHNAPATNAM OILS &amp; FATS PRIVATE LIMITED</w:t>
       </w:r>
     </w:p>
     <w:p/>
@@ -5674,120 +5743,6 @@
                 <w:sz w:val="18"/>
                 <w:u w:val="none"/>
               </w:rPr>
-              <w:t>U31909GJ1996PLC125650</w:t>
-            </w:r>
-          </w:p>
-        </w:tc>
-        <w:tc>
-          <w:tcPr>
-            <w:tcW w:type="dxa" w:w="4252"/>
-            <w:shd w:val="clear" w:color="auto" w:fill="FFFFFF"/>
-            <w:tcBorders>
-              <w:top w:val="single" w:sz="4" w:space="0" w:color="000000"/>
-              <w:left w:val="single" w:sz="4" w:space="0" w:color="000000"/>
-              <w:bottom w:val="single" w:sz="4" w:space="0" w:color="000000"/>
-              <w:right w:val="single" w:sz="4" w:space="0" w:color="000000"/>
-            </w:tcBorders>
-            <w:vAlign w:val="center"/>
-          </w:tcPr>
-          <w:p>
-            <w:pPr>
-              <w:spacing w:before="40" w:after="40"/>
-              <w:jc w:val="left"/>
-            </w:pPr>
-            <w:r>
-              <w:rPr>
-                <w:rFonts w:ascii="Adani" w:hAnsi="Adani"/>
-                <w:b w:val="0"/>
-                <w:sz w:val="18"/>
-                <w:u w:val="none"/>
-              </w:rPr>
-              <w:t>UDUPI POWER CORPORATION LIMITED</w:t>
-            </w:r>
-          </w:p>
-        </w:tc>
-        <w:tc>
-          <w:tcPr>
-            <w:tcW w:type="dxa" w:w="1587"/>
-            <w:shd w:val="clear" w:color="auto" w:fill="FFFFFF"/>
-            <w:tcBorders>
-              <w:top w:val="single" w:sz="4" w:space="0" w:color="000000"/>
-              <w:left w:val="single" w:sz="4" w:space="0" w:color="000000"/>
-              <w:bottom w:val="single" w:sz="4" w:space="0" w:color="000000"/>
-              <w:right w:val="single" w:sz="4" w:space="0" w:color="000000"/>
-            </w:tcBorders>
-            <w:vAlign w:val="center"/>
-          </w:tcPr>
-          <w:p>
-            <w:pPr>
-              <w:spacing w:before="40" w:after="40"/>
-              <w:jc w:val="left"/>
-            </w:pPr>
-            <w:r>
-              <w:rPr>
-                <w:rFonts w:ascii="Adani" w:hAnsi="Adani"/>
-                <w:b w:val="0"/>
-                <w:sz w:val="18"/>
-                <w:u w:val="none"/>
-              </w:rPr>
-              <w:t>Director</w:t>
-            </w:r>
-          </w:p>
-        </w:tc>
-        <w:tc>
-          <w:tcPr>
-            <w:tcW w:type="dxa" w:w="1304"/>
-            <w:shd w:val="clear" w:color="auto" w:fill="FFFFFF"/>
-            <w:tcBorders>
-              <w:top w:val="single" w:sz="4" w:space="0" w:color="000000"/>
-              <w:left w:val="single" w:sz="4" w:space="0" w:color="000000"/>
-              <w:bottom w:val="single" w:sz="4" w:space="0" w:color="000000"/>
-              <w:right w:val="single" w:sz="4" w:space="0" w:color="000000"/>
-            </w:tcBorders>
-            <w:vAlign w:val="center"/>
-          </w:tcPr>
-          <w:p>
-            <w:pPr>
-              <w:spacing w:before="40" w:after="40"/>
-              <w:jc w:val="left"/>
-            </w:pPr>
-            <w:r>
-              <w:rPr>
-                <w:rFonts w:ascii="Adani" w:hAnsi="Adani"/>
-                <w:b w:val="0"/>
-                <w:sz w:val="18"/>
-                <w:u w:val="none"/>
-              </w:rPr>
-              <w:t>09/10/2017</w:t>
-            </w:r>
-          </w:p>
-        </w:tc>
-      </w:tr>
-      <w:tr>
-        <w:tc>
-          <w:tcPr>
-            <w:tcW w:type="dxa" w:w="2268"/>
-            <w:shd w:val="clear" w:color="auto" w:fill="FFFFFF"/>
-            <w:tcBorders>
-              <w:top w:val="single" w:sz="4" w:space="0" w:color="000000"/>
-              <w:left w:val="single" w:sz="4" w:space="0" w:color="000000"/>
-              <w:bottom w:val="single" w:sz="4" w:space="0" w:color="000000"/>
-              <w:right w:val="single" w:sz="4" w:space="0" w:color="000000"/>
-            </w:tcBorders>
-            <w:vAlign w:val="center"/>
-          </w:tcPr>
-          <w:p>
-            <w:pPr>
-              <w:spacing w:before="40" w:after="40"/>
-              <w:jc w:val="left"/>
-            </w:pPr>
-            <w:r>
-              <w:rPr>
-                <w:rFonts w:ascii="Adani" w:hAnsi="Adani"/>
-                <w:b w:val="0"/>
-                <w:sz w:val="18"/>
-                <w:u w:val="none"/>
-              </w:rPr>
               <w:t>U40106RJ2015PLC047746</w:t>
             </w:r>
           </w:p>
@@ -5873,6 +5828,120 @@
                 <w:u w:val="none"/>
               </w:rPr>
               <w:t>08/05/2017</w:t>
+            </w:r>
+          </w:p>
+        </w:tc>
+      </w:tr>
+      <w:tr>
+        <w:tc>
+          <w:tcPr>
+            <w:tcW w:type="dxa" w:w="2268"/>
+            <w:shd w:val="clear" w:color="auto" w:fill="FFFFFF"/>
+            <w:tcBorders>
+              <w:top w:val="single" w:sz="4" w:space="0" w:color="000000"/>
+              <w:left w:val="single" w:sz="4" w:space="0" w:color="000000"/>
+              <w:bottom w:val="single" w:sz="4" w:space="0" w:color="000000"/>
+              <w:right w:val="single" w:sz="4" w:space="0" w:color="000000"/>
+            </w:tcBorders>
+            <w:vAlign w:val="center"/>
+          </w:tcPr>
+          <w:p>
+            <w:pPr>
+              <w:spacing w:before="40" w:after="40"/>
+              <w:jc w:val="left"/>
+            </w:pPr>
+            <w:r>
+              <w:rPr>
+                <w:rFonts w:ascii="Adani" w:hAnsi="Adani"/>
+                <w:b w:val="0"/>
+                <w:sz w:val="18"/>
+                <w:u w:val="none"/>
+              </w:rPr>
+              <w:t>U70101GJ2015PLC083632</w:t>
+            </w:r>
+          </w:p>
+        </w:tc>
+        <w:tc>
+          <w:tcPr>
+            <w:tcW w:type="dxa" w:w="4252"/>
+            <w:shd w:val="clear" w:color="auto" w:fill="FFFFFF"/>
+            <w:tcBorders>
+              <w:top w:val="single" w:sz="4" w:space="0" w:color="000000"/>
+              <w:left w:val="single" w:sz="4" w:space="0" w:color="000000"/>
+              <w:bottom w:val="single" w:sz="4" w:space="0" w:color="000000"/>
+              <w:right w:val="single" w:sz="4" w:space="0" w:color="000000"/>
+            </w:tcBorders>
+            <w:vAlign w:val="center"/>
+          </w:tcPr>
+          <w:p>
+            <w:pPr>
+              <w:spacing w:before="40" w:after="40"/>
+              <w:jc w:val="left"/>
+            </w:pPr>
+            <w:r>
+              <w:rPr>
+                <w:rFonts w:ascii="Adani" w:hAnsi="Adani"/>
+                <w:b w:val="0"/>
+                <w:sz w:val="18"/>
+                <w:u w:val="none"/>
+              </w:rPr>
+              <w:t>PARAMPUJYA SOLAR ENERGY LIMITED</w:t>
+            </w:r>
+          </w:p>
+        </w:tc>
+        <w:tc>
+          <w:tcPr>
+            <w:tcW w:type="dxa" w:w="1587"/>
+            <w:shd w:val="clear" w:color="auto" w:fill="FFFFFF"/>
+            <w:tcBorders>
+              <w:top w:val="single" w:sz="4" w:space="0" w:color="000000"/>
+              <w:left w:val="single" w:sz="4" w:space="0" w:color="000000"/>
+              <w:bottom w:val="single" w:sz="4" w:space="0" w:color="000000"/>
+              <w:right w:val="single" w:sz="4" w:space="0" w:color="000000"/>
+            </w:tcBorders>
+            <w:vAlign w:val="center"/>
+          </w:tcPr>
+          <w:p>
+            <w:pPr>
+              <w:spacing w:before="40" w:after="40"/>
+              <w:jc w:val="left"/>
+            </w:pPr>
+            <w:r>
+              <w:rPr>
+                <w:rFonts w:ascii="Adani" w:hAnsi="Adani"/>
+                <w:b w:val="0"/>
+                <w:sz w:val="18"/>
+                <w:u w:val="none"/>
+              </w:rPr>
+              <w:t>Director</w:t>
+            </w:r>
+          </w:p>
+        </w:tc>
+        <w:tc>
+          <w:tcPr>
+            <w:tcW w:type="dxa" w:w="1304"/>
+            <w:shd w:val="clear" w:color="auto" w:fill="FFFFFF"/>
+            <w:tcBorders>
+              <w:top w:val="single" w:sz="4" w:space="0" w:color="000000"/>
+              <w:left w:val="single" w:sz="4" w:space="0" w:color="000000"/>
+              <w:bottom w:val="single" w:sz="4" w:space="0" w:color="000000"/>
+              <w:right w:val="single" w:sz="4" w:space="0" w:color="000000"/>
+            </w:tcBorders>
+            <w:vAlign w:val="center"/>
+          </w:tcPr>
+          <w:p>
+            <w:pPr>
+              <w:spacing w:before="40" w:after="40"/>
+              <w:jc w:val="left"/>
+            </w:pPr>
+            <w:r>
+              <w:rPr>
+                <w:rFonts w:ascii="Adani" w:hAnsi="Adani"/>
+                <w:b w:val="0"/>
+                <w:sz w:val="18"/>
+                <w:u w:val="none"/>
+              </w:rPr>
+              <w:t>20/08/2016</w:t>
             </w:r>
           </w:p>
         </w:tc>
@@ -6016,7 +6085,7 @@
                 <w:sz w:val="18"/>
                 <w:u w:val="none"/>
               </w:rPr>
-              <w:t>U70101GJ2015PLC083632</w:t>
+              <w:t>U15143GJ1998PTC084002</w:t>
             </w:r>
           </w:p>
         </w:tc>
@@ -6044,235 +6113,7 @@
                 <w:sz w:val="18"/>
                 <w:u w:val="none"/>
               </w:rPr>
-              <w:t>PARAMPUJYA SOLAR ENERGY LIMITED</w:t>
-            </w:r>
-          </w:p>
-        </w:tc>
-        <w:tc>
-          <w:tcPr>
-            <w:tcW w:type="dxa" w:w="1587"/>
-            <w:shd w:val="clear" w:color="auto" w:fill="FFFFFF"/>
-            <w:tcBorders>
-              <w:top w:val="single" w:sz="4" w:space="0" w:color="000000"/>
-              <w:left w:val="single" w:sz="4" w:space="0" w:color="000000"/>
-              <w:bottom w:val="single" w:sz="4" w:space="0" w:color="000000"/>
-              <w:right w:val="single" w:sz="4" w:space="0" w:color="000000"/>
-            </w:tcBorders>
-            <w:vAlign w:val="center"/>
-          </w:tcPr>
-          <w:p>
-            <w:pPr>
-              <w:spacing w:before="40" w:after="40"/>
-              <w:jc w:val="left"/>
-            </w:pPr>
-            <w:r>
-              <w:rPr>
-                <w:rFonts w:ascii="Adani" w:hAnsi="Adani"/>
-                <w:b w:val="0"/>
-                <w:sz w:val="18"/>
-                <w:u w:val="none"/>
-              </w:rPr>
-              <w:t>Director</w:t>
-            </w:r>
-          </w:p>
-        </w:tc>
-        <w:tc>
-          <w:tcPr>
-            <w:tcW w:type="dxa" w:w="1304"/>
-            <w:shd w:val="clear" w:color="auto" w:fill="FFFFFF"/>
-            <w:tcBorders>
-              <w:top w:val="single" w:sz="4" w:space="0" w:color="000000"/>
-              <w:left w:val="single" w:sz="4" w:space="0" w:color="000000"/>
-              <w:bottom w:val="single" w:sz="4" w:space="0" w:color="000000"/>
-              <w:right w:val="single" w:sz="4" w:space="0" w:color="000000"/>
-            </w:tcBorders>
-            <w:vAlign w:val="center"/>
-          </w:tcPr>
-          <w:p>
-            <w:pPr>
-              <w:spacing w:before="40" w:after="40"/>
-              <w:jc w:val="left"/>
-            </w:pPr>
-            <w:r>
-              <w:rPr>
-                <w:rFonts w:ascii="Adani" w:hAnsi="Adani"/>
-                <w:b w:val="0"/>
-                <w:sz w:val="18"/>
-                <w:u w:val="none"/>
-              </w:rPr>
-              <w:t>20/08/2016</w:t>
-            </w:r>
-          </w:p>
-        </w:tc>
-      </w:tr>
-      <w:tr>
-        <w:tc>
-          <w:tcPr>
-            <w:tcW w:type="dxa" w:w="2268"/>
-            <w:shd w:val="clear" w:color="auto" w:fill="FFFFFF"/>
-            <w:tcBorders>
-              <w:top w:val="single" w:sz="4" w:space="0" w:color="000000"/>
-              <w:left w:val="single" w:sz="4" w:space="0" w:color="000000"/>
-              <w:bottom w:val="single" w:sz="4" w:space="0" w:color="000000"/>
-              <w:right w:val="single" w:sz="4" w:space="0" w:color="000000"/>
-            </w:tcBorders>
-            <w:vAlign w:val="center"/>
-          </w:tcPr>
-          <w:p>
-            <w:pPr>
-              <w:spacing w:before="40" w:after="40"/>
-              <w:jc w:val="left"/>
-            </w:pPr>
-            <w:r>
-              <w:rPr>
-                <w:rFonts w:ascii="Adani" w:hAnsi="Adani"/>
-                <w:b w:val="0"/>
-                <w:sz w:val="18"/>
-                <w:u w:val="none"/>
-              </w:rPr>
-              <w:t>U40300GJ2015PLC082295</w:t>
-            </w:r>
-          </w:p>
-        </w:tc>
-        <w:tc>
-          <w:tcPr>
-            <w:tcW w:type="dxa" w:w="4252"/>
-            <w:shd w:val="clear" w:color="auto" w:fill="FFFFFF"/>
-            <w:tcBorders>
-              <w:top w:val="single" w:sz="4" w:space="0" w:color="000000"/>
-              <w:left w:val="single" w:sz="4" w:space="0" w:color="000000"/>
-              <w:bottom w:val="single" w:sz="4" w:space="0" w:color="000000"/>
-              <w:right w:val="single" w:sz="4" w:space="0" w:color="000000"/>
-            </w:tcBorders>
-            <w:vAlign w:val="center"/>
-          </w:tcPr>
-          <w:p>
-            <w:pPr>
-              <w:spacing w:before="40" w:after="40"/>
-              <w:jc w:val="left"/>
-            </w:pPr>
-            <w:r>
-              <w:rPr>
-                <w:rFonts w:ascii="Adani" w:hAnsi="Adani"/>
-                <w:b w:val="0"/>
-                <w:sz w:val="18"/>
-                <w:u w:val="none"/>
-              </w:rPr>
-              <w:t>ADANI POWER (MUNDRA) LIMITED</w:t>
-            </w:r>
-          </w:p>
-        </w:tc>
-        <w:tc>
-          <w:tcPr>
-            <w:tcW w:type="dxa" w:w="1587"/>
-            <w:shd w:val="clear" w:color="auto" w:fill="FFFFFF"/>
-            <w:tcBorders>
-              <w:top w:val="single" w:sz="4" w:space="0" w:color="000000"/>
-              <w:left w:val="single" w:sz="4" w:space="0" w:color="000000"/>
-              <w:bottom w:val="single" w:sz="4" w:space="0" w:color="000000"/>
-              <w:right w:val="single" w:sz="4" w:space="0" w:color="000000"/>
-            </w:tcBorders>
-            <w:vAlign w:val="center"/>
-          </w:tcPr>
-          <w:p>
-            <w:pPr>
-              <w:spacing w:before="40" w:after="40"/>
-              <w:jc w:val="left"/>
-            </w:pPr>
-            <w:r>
-              <w:rPr>
-                <w:rFonts w:ascii="Adani" w:hAnsi="Adani"/>
-                <w:b w:val="0"/>
-                <w:sz w:val="18"/>
-                <w:u w:val="none"/>
-              </w:rPr>
-              <w:t>Director</w:t>
-            </w:r>
-          </w:p>
-        </w:tc>
-        <w:tc>
-          <w:tcPr>
-            <w:tcW w:type="dxa" w:w="1304"/>
-            <w:shd w:val="clear" w:color="auto" w:fill="FFFFFF"/>
-            <w:tcBorders>
-              <w:top w:val="single" w:sz="4" w:space="0" w:color="000000"/>
-              <w:left w:val="single" w:sz="4" w:space="0" w:color="000000"/>
-              <w:bottom w:val="single" w:sz="4" w:space="0" w:color="000000"/>
-              <w:right w:val="single" w:sz="4" w:space="0" w:color="000000"/>
-            </w:tcBorders>
-            <w:vAlign w:val="center"/>
-          </w:tcPr>
-          <w:p>
-            <w:pPr>
-              <w:spacing w:before="40" w:after="40"/>
-              <w:jc w:val="left"/>
-            </w:pPr>
-            <w:r>
-              <w:rPr>
-                <w:rFonts w:ascii="Adani" w:hAnsi="Adani"/>
-                <w:b w:val="0"/>
-                <w:sz w:val="18"/>
-                <w:u w:val="none"/>
-              </w:rPr>
-              <w:t>19/08/2016</w:t>
-            </w:r>
-          </w:p>
-        </w:tc>
-      </w:tr>
-      <w:tr>
-        <w:tc>
-          <w:tcPr>
-            <w:tcW w:type="dxa" w:w="2268"/>
-            <w:shd w:val="clear" w:color="auto" w:fill="FFFFFF"/>
-            <w:tcBorders>
-              <w:top w:val="single" w:sz="4" w:space="0" w:color="000000"/>
-              <w:left w:val="single" w:sz="4" w:space="0" w:color="000000"/>
-              <w:bottom w:val="single" w:sz="4" w:space="0" w:color="000000"/>
-              <w:right w:val="single" w:sz="4" w:space="0" w:color="000000"/>
-            </w:tcBorders>
-            <w:vAlign w:val="center"/>
-          </w:tcPr>
-          <w:p>
-            <w:pPr>
-              <w:spacing w:before="40" w:after="40"/>
-              <w:jc w:val="left"/>
-            </w:pPr>
-            <w:r>
-              <w:rPr>
-                <w:rFonts w:ascii="Adani" w:hAnsi="Adani"/>
-                <w:b w:val="0"/>
-                <w:sz w:val="18"/>
-                <w:u w:val="none"/>
-              </w:rPr>
-              <w:t>U40104GJ2008PLC052743</w:t>
-            </w:r>
-          </w:p>
-        </w:tc>
-        <w:tc>
-          <w:tcPr>
-            <w:tcW w:type="dxa" w:w="4252"/>
-            <w:shd w:val="clear" w:color="auto" w:fill="FFFFFF"/>
-            <w:tcBorders>
-              <w:top w:val="single" w:sz="4" w:space="0" w:color="000000"/>
-              <w:left w:val="single" w:sz="4" w:space="0" w:color="000000"/>
-              <w:bottom w:val="single" w:sz="4" w:space="0" w:color="000000"/>
-              <w:right w:val="single" w:sz="4" w:space="0" w:color="000000"/>
-            </w:tcBorders>
-            <w:vAlign w:val="center"/>
-          </w:tcPr>
-          <w:p>
-            <w:pPr>
-              <w:spacing w:before="40" w:after="40"/>
-              <w:jc w:val="left"/>
-            </w:pPr>
-            <w:r>
-              <w:rPr>
-                <w:rFonts w:ascii="Adani" w:hAnsi="Adani"/>
-                <w:b w:val="0"/>
-                <w:sz w:val="18"/>
-                <w:u w:val="none"/>
-              </w:rPr>
-              <w:t>ADANI POWER RAJASTHAN LIMITED</w:t>
+              <w:t>SATYA SAI AGROILS PRIVATE LIMITED</w:t>
             </w:r>
           </w:p>
         </w:tc>
@@ -6387,6 +6228,234 @@
                 <w:u w:val="none"/>
               </w:rPr>
               <w:t>ADANI POWER MAHARASHTRA LIMITED</w:t>
+            </w:r>
+          </w:p>
+        </w:tc>
+        <w:tc>
+          <w:tcPr>
+            <w:tcW w:type="dxa" w:w="1587"/>
+            <w:shd w:val="clear" w:color="auto" w:fill="FFFFFF"/>
+            <w:tcBorders>
+              <w:top w:val="single" w:sz="4" w:space="0" w:color="000000"/>
+              <w:left w:val="single" w:sz="4" w:space="0" w:color="000000"/>
+              <w:bottom w:val="single" w:sz="4" w:space="0" w:color="000000"/>
+              <w:right w:val="single" w:sz="4" w:space="0" w:color="000000"/>
+            </w:tcBorders>
+            <w:vAlign w:val="center"/>
+          </w:tcPr>
+          <w:p>
+            <w:pPr>
+              <w:spacing w:before="40" w:after="40"/>
+              <w:jc w:val="left"/>
+            </w:pPr>
+            <w:r>
+              <w:rPr>
+                <w:rFonts w:ascii="Adani" w:hAnsi="Adani"/>
+                <w:b w:val="0"/>
+                <w:sz w:val="18"/>
+                <w:u w:val="none"/>
+              </w:rPr>
+              <w:t>Director</w:t>
+            </w:r>
+          </w:p>
+        </w:tc>
+        <w:tc>
+          <w:tcPr>
+            <w:tcW w:type="dxa" w:w="1304"/>
+            <w:shd w:val="clear" w:color="auto" w:fill="FFFFFF"/>
+            <w:tcBorders>
+              <w:top w:val="single" w:sz="4" w:space="0" w:color="000000"/>
+              <w:left w:val="single" w:sz="4" w:space="0" w:color="000000"/>
+              <w:bottom w:val="single" w:sz="4" w:space="0" w:color="000000"/>
+              <w:right w:val="single" w:sz="4" w:space="0" w:color="000000"/>
+            </w:tcBorders>
+            <w:vAlign w:val="center"/>
+          </w:tcPr>
+          <w:p>
+            <w:pPr>
+              <w:spacing w:before="40" w:after="40"/>
+              <w:jc w:val="left"/>
+            </w:pPr>
+            <w:r>
+              <w:rPr>
+                <w:rFonts w:ascii="Adani" w:hAnsi="Adani"/>
+                <w:b w:val="0"/>
+                <w:sz w:val="18"/>
+                <w:u w:val="none"/>
+              </w:rPr>
+              <w:t>31/03/2015</w:t>
+            </w:r>
+          </w:p>
+        </w:tc>
+      </w:tr>
+      <w:tr>
+        <w:tc>
+          <w:tcPr>
+            <w:tcW w:type="dxa" w:w="2268"/>
+            <w:shd w:val="clear" w:color="auto" w:fill="FFFFFF"/>
+            <w:tcBorders>
+              <w:top w:val="single" w:sz="4" w:space="0" w:color="000000"/>
+              <w:left w:val="single" w:sz="4" w:space="0" w:color="000000"/>
+              <w:bottom w:val="single" w:sz="4" w:space="0" w:color="000000"/>
+              <w:right w:val="single" w:sz="4" w:space="0" w:color="000000"/>
+            </w:tcBorders>
+            <w:vAlign w:val="center"/>
+          </w:tcPr>
+          <w:p>
+            <w:pPr>
+              <w:spacing w:before="40" w:after="40"/>
+              <w:jc w:val="left"/>
+            </w:pPr>
+            <w:r>
+              <w:rPr>
+                <w:rFonts w:ascii="Adani" w:hAnsi="Adani"/>
+                <w:b w:val="0"/>
+                <w:sz w:val="18"/>
+                <w:u w:val="none"/>
+              </w:rPr>
+              <w:t>U74999GJ2008PTC066006</w:t>
+            </w:r>
+          </w:p>
+        </w:tc>
+        <w:tc>
+          <w:tcPr>
+            <w:tcW w:type="dxa" w:w="4252"/>
+            <w:shd w:val="clear" w:color="auto" w:fill="FFFFFF"/>
+            <w:tcBorders>
+              <w:top w:val="single" w:sz="4" w:space="0" w:color="000000"/>
+              <w:left w:val="single" w:sz="4" w:space="0" w:color="000000"/>
+              <w:bottom w:val="single" w:sz="4" w:space="0" w:color="000000"/>
+              <w:right w:val="single" w:sz="4" w:space="0" w:color="000000"/>
+            </w:tcBorders>
+            <w:vAlign w:val="center"/>
+          </w:tcPr>
+          <w:p>
+            <w:pPr>
+              <w:spacing w:before="40" w:after="40"/>
+              <w:jc w:val="left"/>
+            </w:pPr>
+            <w:r>
+              <w:rPr>
+                <w:rFonts w:ascii="Adani" w:hAnsi="Adani"/>
+                <w:b w:val="0"/>
+                <w:sz w:val="18"/>
+                <w:u w:val="none"/>
+              </w:rPr>
+              <w:t>KRISHNAPATNAM OILS &amp; FATS PRIVATE LIMITED</w:t>
+            </w:r>
+          </w:p>
+        </w:tc>
+        <w:tc>
+          <w:tcPr>
+            <w:tcW w:type="dxa" w:w="1587"/>
+            <w:shd w:val="clear" w:color="auto" w:fill="FFFFFF"/>
+            <w:tcBorders>
+              <w:top w:val="single" w:sz="4" w:space="0" w:color="000000"/>
+              <w:left w:val="single" w:sz="4" w:space="0" w:color="000000"/>
+              <w:bottom w:val="single" w:sz="4" w:space="0" w:color="000000"/>
+              <w:right w:val="single" w:sz="4" w:space="0" w:color="000000"/>
+            </w:tcBorders>
+            <w:vAlign w:val="center"/>
+          </w:tcPr>
+          <w:p>
+            <w:pPr>
+              <w:spacing w:before="40" w:after="40"/>
+              <w:jc w:val="left"/>
+            </w:pPr>
+            <w:r>
+              <w:rPr>
+                <w:rFonts w:ascii="Adani" w:hAnsi="Adani"/>
+                <w:b w:val="0"/>
+                <w:sz w:val="18"/>
+                <w:u w:val="none"/>
+              </w:rPr>
+              <w:t>Director</w:t>
+            </w:r>
+          </w:p>
+        </w:tc>
+        <w:tc>
+          <w:tcPr>
+            <w:tcW w:type="dxa" w:w="1304"/>
+            <w:shd w:val="clear" w:color="auto" w:fill="FFFFFF"/>
+            <w:tcBorders>
+              <w:top w:val="single" w:sz="4" w:space="0" w:color="000000"/>
+              <w:left w:val="single" w:sz="4" w:space="0" w:color="000000"/>
+              <w:bottom w:val="single" w:sz="4" w:space="0" w:color="000000"/>
+              <w:right w:val="single" w:sz="4" w:space="0" w:color="000000"/>
+            </w:tcBorders>
+            <w:vAlign w:val="center"/>
+          </w:tcPr>
+          <w:p>
+            <w:pPr>
+              <w:spacing w:before="40" w:after="40"/>
+              <w:jc w:val="left"/>
+            </w:pPr>
+            <w:r>
+              <w:rPr>
+                <w:rFonts w:ascii="Adani" w:hAnsi="Adani"/>
+                <w:b w:val="0"/>
+                <w:sz w:val="18"/>
+                <w:u w:val="none"/>
+              </w:rPr>
+              <w:t>31/03/2015</w:t>
+            </w:r>
+          </w:p>
+        </w:tc>
+      </w:tr>
+      <w:tr>
+        <w:tc>
+          <w:tcPr>
+            <w:tcW w:type="dxa" w:w="2268"/>
+            <w:shd w:val="clear" w:color="auto" w:fill="FFFFFF"/>
+            <w:tcBorders>
+              <w:top w:val="single" w:sz="4" w:space="0" w:color="000000"/>
+              <w:left w:val="single" w:sz="4" w:space="0" w:color="000000"/>
+              <w:bottom w:val="single" w:sz="4" w:space="0" w:color="000000"/>
+              <w:right w:val="single" w:sz="4" w:space="0" w:color="000000"/>
+            </w:tcBorders>
+            <w:vAlign w:val="center"/>
+          </w:tcPr>
+          <w:p>
+            <w:pPr>
+              <w:spacing w:before="40" w:after="40"/>
+              <w:jc w:val="left"/>
+            </w:pPr>
+            <w:r>
+              <w:rPr>
+                <w:rFonts w:ascii="Adani" w:hAnsi="Adani"/>
+                <w:b w:val="0"/>
+                <w:sz w:val="18"/>
+                <w:u w:val="none"/>
+              </w:rPr>
+              <w:t>U40104GJ2008PLC052743</w:t>
+            </w:r>
+          </w:p>
+        </w:tc>
+        <w:tc>
+          <w:tcPr>
+            <w:tcW w:type="dxa" w:w="4252"/>
+            <w:shd w:val="clear" w:color="auto" w:fill="FFFFFF"/>
+            <w:tcBorders>
+              <w:top w:val="single" w:sz="4" w:space="0" w:color="000000"/>
+              <w:left w:val="single" w:sz="4" w:space="0" w:color="000000"/>
+              <w:bottom w:val="single" w:sz="4" w:space="0" w:color="000000"/>
+              <w:right w:val="single" w:sz="4" w:space="0" w:color="000000"/>
+            </w:tcBorders>
+            <w:vAlign w:val="center"/>
+          </w:tcPr>
+          <w:p>
+            <w:pPr>
+              <w:spacing w:before="40" w:after="40"/>
+              <w:jc w:val="left"/>
+            </w:pPr>
+            <w:r>
+              <w:rPr>
+                <w:rFonts w:ascii="Adani" w:hAnsi="Adani"/>
+                <w:b w:val="0"/>
+                <w:sz w:val="18"/>
+                <w:u w:val="none"/>
+              </w:rPr>
+              <w:t>ADANI POWER RAJASTHAN LIMITED</w:t>
             </w:r>
           </w:p>
         </w:tc>

--- a/Backend/Director_Disclosure/Output_Disclosures/2024-25/UDUPI_POWER_CORPORATION_LIMITED/MBP-1/MBP1_SUSHAMA_OZA_07145540.docx
+++ b/Backend/Director_Disclosure/Output_Disclosures/2024-25/UDUPI_POWER_CORPORATION_LIMITED/MBP-1/MBP1_SUSHAMA_OZA_07145540.docx
@@ -1667,7 +1667,7 @@
                 <w:sz w:val="18"/>
                 <w:u w:val="none"/>
               </w:rPr>
-              <w:t>SATYA SAI AGROILS PRIVATE LIMITED</w:t>
+              <w:t>ADANI POWER RAJASTHAN LIMITED</w:t>
             </w:r>
           </w:p>
         </w:tc>
@@ -1809,7 +1809,7 @@
                 <w:sz w:val="18"/>
                 <w:u w:val="none"/>
               </w:rPr>
-              <w:t>ADANI POWER MAHARASHTRA LIMITED</w:t>
+              <w:t>SATYA SAI AGROILS PRIVATE LIMITED</w:t>
             </w:r>
           </w:p>
         </w:tc>
@@ -1951,7 +1951,7 @@
                 <w:sz w:val="18"/>
                 <w:u w:val="none"/>
               </w:rPr>
-              <w:t>KRISHNAPATNAM OILS &amp; FATS PRIVATE LIMITED</w:t>
+              <w:t>ADANI POWER MAHARASHTRA LIMITED</w:t>
             </w:r>
           </w:p>
         </w:tc>
@@ -2093,7 +2093,7 @@
                 <w:sz w:val="18"/>
                 <w:u w:val="none"/>
               </w:rPr>
-              <w:t>ADANI POWER RAJASTHAN LIMITED</w:t>
+              <w:t>KRISHNAPATNAM OILS &amp; FATS PRIVATE LIMITED</w:t>
             </w:r>
           </w:p>
         </w:tc>
@@ -2414,7 +2414,7 @@
                 <w:sz w:val="18"/>
                 <w:u w:val="none"/>
               </w:rPr>
-              <w:t>Date:   15th May, 2026</w:t>
+              <w:t>Date:   27th May, 2026</w:t>
             </w:r>
           </w:p>
         </w:tc>
@@ -3451,7 +3451,7 @@
                 <w:sz w:val="18"/>
                 <w:u w:val="none"/>
               </w:rPr>
-              <w:t>Date:   15th May, 2026</w:t>
+              <w:t>Date:   27th May, 2026</w:t>
             </w:r>
           </w:p>
         </w:tc>
@@ -3612,7 +3612,7 @@
           <w:sz w:val="20"/>
           <w:u w:val="none"/>
         </w:rPr>
-        <w:t>15th May, 2026</w:t>
+        <w:t>27th May, 2026</w:t>
       </w:r>
     </w:p>
     <w:p>
@@ -3792,6 +3792,21 @@
           <w:sz w:val="20"/>
           <w:u w:val="none"/>
         </w:rPr>
+        <w:t>ADANI POWER RAJASTHAN LIMITED</w:t>
+      </w:r>
+    </w:p>
+    <w:p>
+      <w:pPr>
+        <w:spacing w:before="0" w:after="20"/>
+        <w:jc w:val="left"/>
+      </w:pPr>
+      <w:r>
+        <w:rPr>
+          <w:rFonts w:ascii="Adani" w:hAnsi="Adani"/>
+          <w:b/>
+          <w:sz w:val="20"/>
+          <w:u w:val="none"/>
+        </w:rPr>
         <w:t>SATYA SAI AGROILS PRIVATE LIMITED</w:t>
       </w:r>
     </w:p>
@@ -3823,21 +3838,6 @@
           <w:u w:val="none"/>
         </w:rPr>
         <w:t>KRISHNAPATNAM OILS &amp; FATS PRIVATE LIMITED</w:t>
-      </w:r>
-    </w:p>
-    <w:p>
-      <w:pPr>
-        <w:spacing w:before="0" w:after="20"/>
-        <w:jc w:val="left"/>
-      </w:pPr>
-      <w:r>
-        <w:rPr>
-          <w:rFonts w:ascii="Adani" w:hAnsi="Adani"/>
-          <w:b/>
-          <w:sz w:val="20"/>
-          <w:u w:val="none"/>
-        </w:rPr>
-        <w:t>ADANI POWER RAJASTHAN LIMITED</w:t>
       </w:r>
     </w:p>
     <w:p/>
@@ -4033,7 +4033,7 @@
           <w:sz w:val="20"/>
           <w:u w:val="none"/>
         </w:rPr>
-        <w:t>ADANI POWER MAHARASHTRA LIMITED</w:t>
+        <w:t>ADANI POWER RAJASTHAN LIMITED</w:t>
       </w:r>
     </w:p>
     <w:p>
@@ -4048,7 +4048,7 @@
           <w:sz w:val="20"/>
           <w:u w:val="none"/>
         </w:rPr>
-        <w:t>ADANI POWER RAJASTHAN LIMITED</w:t>
+        <w:t>ADANI POWER MAHARASHTRA LIMITED</w:t>
       </w:r>
     </w:p>
     <w:p/>
@@ -6085,6 +6085,120 @@
                 <w:sz w:val="18"/>
                 <w:u w:val="none"/>
               </w:rPr>
+              <w:t>U40104GJ2008PLC052743</w:t>
+            </w:r>
+          </w:p>
+        </w:tc>
+        <w:tc>
+          <w:tcPr>
+            <w:tcW w:type="dxa" w:w="4252"/>
+            <w:shd w:val="clear" w:color="auto" w:fill="FFFFFF"/>
+            <w:tcBorders>
+              <w:top w:val="single" w:sz="4" w:space="0" w:color="000000"/>
+              <w:left w:val="single" w:sz="4" w:space="0" w:color="000000"/>
+              <w:bottom w:val="single" w:sz="4" w:space="0" w:color="000000"/>
+              <w:right w:val="single" w:sz="4" w:space="0" w:color="000000"/>
+            </w:tcBorders>
+            <w:vAlign w:val="center"/>
+          </w:tcPr>
+          <w:p>
+            <w:pPr>
+              <w:spacing w:before="40" w:after="40"/>
+              <w:jc w:val="left"/>
+            </w:pPr>
+            <w:r>
+              <w:rPr>
+                <w:rFonts w:ascii="Adani" w:hAnsi="Adani"/>
+                <w:b w:val="0"/>
+                <w:sz w:val="18"/>
+                <w:u w:val="none"/>
+              </w:rPr>
+              <w:t>ADANI POWER RAJASTHAN LIMITED</w:t>
+            </w:r>
+          </w:p>
+        </w:tc>
+        <w:tc>
+          <w:tcPr>
+            <w:tcW w:type="dxa" w:w="1587"/>
+            <w:shd w:val="clear" w:color="auto" w:fill="FFFFFF"/>
+            <w:tcBorders>
+              <w:top w:val="single" w:sz="4" w:space="0" w:color="000000"/>
+              <w:left w:val="single" w:sz="4" w:space="0" w:color="000000"/>
+              <w:bottom w:val="single" w:sz="4" w:space="0" w:color="000000"/>
+              <w:right w:val="single" w:sz="4" w:space="0" w:color="000000"/>
+            </w:tcBorders>
+            <w:vAlign w:val="center"/>
+          </w:tcPr>
+          <w:p>
+            <w:pPr>
+              <w:spacing w:before="40" w:after="40"/>
+              <w:jc w:val="left"/>
+            </w:pPr>
+            <w:r>
+              <w:rPr>
+                <w:rFonts w:ascii="Adani" w:hAnsi="Adani"/>
+                <w:b w:val="0"/>
+                <w:sz w:val="18"/>
+                <w:u w:val="none"/>
+              </w:rPr>
+              <w:t>Director</w:t>
+            </w:r>
+          </w:p>
+        </w:tc>
+        <w:tc>
+          <w:tcPr>
+            <w:tcW w:type="dxa" w:w="1304"/>
+            <w:shd w:val="clear" w:color="auto" w:fill="FFFFFF"/>
+            <w:tcBorders>
+              <w:top w:val="single" w:sz="4" w:space="0" w:color="000000"/>
+              <w:left w:val="single" w:sz="4" w:space="0" w:color="000000"/>
+              <w:bottom w:val="single" w:sz="4" w:space="0" w:color="000000"/>
+              <w:right w:val="single" w:sz="4" w:space="0" w:color="000000"/>
+            </w:tcBorders>
+            <w:vAlign w:val="center"/>
+          </w:tcPr>
+          <w:p>
+            <w:pPr>
+              <w:spacing w:before="40" w:after="40"/>
+              <w:jc w:val="left"/>
+            </w:pPr>
+            <w:r>
+              <w:rPr>
+                <w:rFonts w:ascii="Adani" w:hAnsi="Adani"/>
+                <w:b w:val="0"/>
+                <w:sz w:val="18"/>
+                <w:u w:val="none"/>
+              </w:rPr>
+              <w:t>31/03/2015</w:t>
+            </w:r>
+          </w:p>
+        </w:tc>
+      </w:tr>
+      <w:tr>
+        <w:tc>
+          <w:tcPr>
+            <w:tcW w:type="dxa" w:w="2268"/>
+            <w:shd w:val="clear" w:color="auto" w:fill="FFFFFF"/>
+            <w:tcBorders>
+              <w:top w:val="single" w:sz="4" w:space="0" w:color="000000"/>
+              <w:left w:val="single" w:sz="4" w:space="0" w:color="000000"/>
+              <w:bottom w:val="single" w:sz="4" w:space="0" w:color="000000"/>
+              <w:right w:val="single" w:sz="4" w:space="0" w:color="000000"/>
+            </w:tcBorders>
+            <w:vAlign w:val="center"/>
+          </w:tcPr>
+          <w:p>
+            <w:pPr>
+              <w:spacing w:before="40" w:after="40"/>
+              <w:jc w:val="left"/>
+            </w:pPr>
+            <w:r>
+              <w:rPr>
+                <w:rFonts w:ascii="Adani" w:hAnsi="Adani"/>
+                <w:b w:val="0"/>
+                <w:sz w:val="18"/>
+                <w:u w:val="none"/>
+              </w:rPr>
               <w:t>U15143GJ1998PTC084002</w:t>
             </w:r>
           </w:p>
@@ -6342,120 +6456,6 @@
                 <w:u w:val="none"/>
               </w:rPr>
               <w:t>KRISHNAPATNAM OILS &amp; FATS PRIVATE LIMITED</w:t>
-            </w:r>
-          </w:p>
-        </w:tc>
-        <w:tc>
-          <w:tcPr>
-            <w:tcW w:type="dxa" w:w="1587"/>
-            <w:shd w:val="clear" w:color="auto" w:fill="FFFFFF"/>
-            <w:tcBorders>
-              <w:top w:val="single" w:sz="4" w:space="0" w:color="000000"/>
-              <w:left w:val="single" w:sz="4" w:space="0" w:color="000000"/>
-              <w:bottom w:val="single" w:sz="4" w:space="0" w:color="000000"/>
-              <w:right w:val="single" w:sz="4" w:space="0" w:color="000000"/>
-            </w:tcBorders>
-            <w:vAlign w:val="center"/>
-          </w:tcPr>
-          <w:p>
-            <w:pPr>
-              <w:spacing w:before="40" w:after="40"/>
-              <w:jc w:val="left"/>
-            </w:pPr>
-            <w:r>
-              <w:rPr>
-                <w:rFonts w:ascii="Adani" w:hAnsi="Adani"/>
-                <w:b w:val="0"/>
-                <w:sz w:val="18"/>
-                <w:u w:val="none"/>
-              </w:rPr>
-              <w:t>Director</w:t>
-            </w:r>
-          </w:p>
-        </w:tc>
-        <w:tc>
-          <w:tcPr>
-            <w:tcW w:type="dxa" w:w="1304"/>
-            <w:shd w:val="clear" w:color="auto" w:fill="FFFFFF"/>
-            <w:tcBorders>
-              <w:top w:val="single" w:sz="4" w:space="0" w:color="000000"/>
-              <w:left w:val="single" w:sz="4" w:space="0" w:color="000000"/>
-              <w:bottom w:val="single" w:sz="4" w:space="0" w:color="000000"/>
-              <w:right w:val="single" w:sz="4" w:space="0" w:color="000000"/>
-            </w:tcBorders>
-            <w:vAlign w:val="center"/>
-          </w:tcPr>
-          <w:p>
-            <w:pPr>
-              <w:spacing w:before="40" w:after="40"/>
-              <w:jc w:val="left"/>
-            </w:pPr>
-            <w:r>
-              <w:rPr>
-                <w:rFonts w:ascii="Adani" w:hAnsi="Adani"/>
-                <w:b w:val="0"/>
-                <w:sz w:val="18"/>
-                <w:u w:val="none"/>
-              </w:rPr>
-              <w:t>31/03/2015</w:t>
-            </w:r>
-          </w:p>
-        </w:tc>
-      </w:tr>
-      <w:tr>
-        <w:tc>
-          <w:tcPr>
-            <w:tcW w:type="dxa" w:w="2268"/>
-            <w:shd w:val="clear" w:color="auto" w:fill="FFFFFF"/>
-            <w:tcBorders>
-              <w:top w:val="single" w:sz="4" w:space="0" w:color="000000"/>
-              <w:left w:val="single" w:sz="4" w:space="0" w:color="000000"/>
-              <w:bottom w:val="single" w:sz="4" w:space="0" w:color="000000"/>
-              <w:right w:val="single" w:sz="4" w:space="0" w:color="000000"/>
-            </w:tcBorders>
-            <w:vAlign w:val="center"/>
-          </w:tcPr>
-          <w:p>
-            <w:pPr>
-              <w:spacing w:before="40" w:after="40"/>
-              <w:jc w:val="left"/>
-            </w:pPr>
-            <w:r>
-              <w:rPr>
-                <w:rFonts w:ascii="Adani" w:hAnsi="Adani"/>
-                <w:b w:val="0"/>
-                <w:sz w:val="18"/>
-                <w:u w:val="none"/>
-              </w:rPr>
-              <w:t>U40104GJ2008PLC052743</w:t>
-            </w:r>
-          </w:p>
-        </w:tc>
-        <w:tc>
-          <w:tcPr>
-            <w:tcW w:type="dxa" w:w="4252"/>
-            <w:shd w:val="clear" w:color="auto" w:fill="FFFFFF"/>
-            <w:tcBorders>
-              <w:top w:val="single" w:sz="4" w:space="0" w:color="000000"/>
-              <w:left w:val="single" w:sz="4" w:space="0" w:color="000000"/>
-              <w:bottom w:val="single" w:sz="4" w:space="0" w:color="000000"/>
-              <w:right w:val="single" w:sz="4" w:space="0" w:color="000000"/>
-            </w:tcBorders>
-            <w:vAlign w:val="center"/>
-          </w:tcPr>
-          <w:p>
-            <w:pPr>
-              <w:spacing w:before="40" w:after="40"/>
-              <w:jc w:val="left"/>
-            </w:pPr>
-            <w:r>
-              <w:rPr>
-                <w:rFonts w:ascii="Adani" w:hAnsi="Adani"/>
-                <w:b w:val="0"/>
-                <w:sz w:val="18"/>
-                <w:u w:val="none"/>
-              </w:rPr>
-              <w:t>ADANI POWER RAJASTHAN LIMITED</w:t>
             </w:r>
           </w:p>
         </w:tc>
